--- a/Cours/6eme/SaintExupery/Activités d'introductions/Chapitre 14 - Activité d'introduction.docx
+++ b/Cours/6eme/SaintExupery/Activités d'introductions/Chapitre 14 - Activité d'introduction.docx
@@ -85,20 +85,7 @@
                 <w:bCs/>
               </w:rPr>
               <w:tab/>
-            </w:r>
-            <w:r>
-              <w:rPr>
-                <w:b/>
-                <w:bCs/>
-              </w:rPr>
-              <w:t>8,6</w:t>
-            </w:r>
-            <w:r>
-              <w:rPr>
-                <w:b/>
-                <w:bCs/>
-              </w:rPr>
-              <w:t>€</w:t>
+              <w:t>8,6€</w:t>
             </w:r>
           </w:p>
         </w:tc>
@@ -137,34 +124,7 @@
                 <w:bCs/>
               </w:rPr>
               <w:tab/>
-            </w:r>
-            <w:r>
-              <w:rPr>
-                <w:b/>
-                <w:bCs/>
-              </w:rPr>
-              <w:t>10</w:t>
-            </w:r>
-            <w:r>
-              <w:rPr>
-                <w:b/>
-                <w:bCs/>
-              </w:rPr>
-              <w:t>,</w:t>
-            </w:r>
-            <w:r>
-              <w:rPr>
-                <w:b/>
-                <w:bCs/>
-              </w:rPr>
-              <w:t>8</w:t>
-            </w:r>
-            <w:r>
-              <w:rPr>
-                <w:b/>
-                <w:bCs/>
-              </w:rPr>
-              <w:t>€</w:t>
+              <w:t>10,8€</w:t>
             </w:r>
           </w:p>
         </w:tc>
@@ -190,55 +150,7 @@
                 <w:sz w:val="40"/>
                 <w:szCs w:val="40"/>
               </w:rPr>
-              <w:t>📌</w:t>
-            </w:r>
-            <w:r>
-              <w:rPr>
-                <w:rFonts w:ascii="Segoe UI Emoji" w:hAnsi="Segoe UI Emoji" w:cs="Segoe UI Emoji"/>
-                <w:sz w:val="40"/>
-                <w:szCs w:val="40"/>
-              </w:rPr>
-              <w:t xml:space="preserve"> </w:t>
-            </w:r>
-            <w:r>
-              <w:rPr>
-                <w:rFonts w:ascii="Segoe UI Emoji" w:hAnsi="Segoe UI Emoji" w:cs="Segoe UI Emoji"/>
-                <w:sz w:val="40"/>
-                <w:szCs w:val="40"/>
-              </w:rPr>
-              <w:t>📌</w:t>
-            </w:r>
-            <w:r>
-              <w:rPr>
-                <w:rFonts w:ascii="Segoe UI Emoji" w:hAnsi="Segoe UI Emoji" w:cs="Segoe UI Emoji"/>
-                <w:sz w:val="40"/>
-                <w:szCs w:val="40"/>
-              </w:rPr>
-              <w:t xml:space="preserve"> </w:t>
-            </w:r>
-            <w:r>
-              <w:rPr>
-                <w:rFonts w:ascii="Segoe UI Emoji" w:hAnsi="Segoe UI Emoji" w:cs="Segoe UI Emoji"/>
-                <w:sz w:val="40"/>
-                <w:szCs w:val="40"/>
-              </w:rPr>
-              <w:t>📌</w:t>
-            </w:r>
-            <w:r>
-              <w:rPr>
-                <w:rFonts w:ascii="Segoe UI Emoji" w:hAnsi="Segoe UI Emoji" w:cs="Segoe UI Emoji"/>
-                <w:sz w:val="40"/>
-                <w:szCs w:val="40"/>
-              </w:rPr>
-              <w:t xml:space="preserve"> </w:t>
-            </w:r>
-            <w:r>
-              <w:rPr>
-                <w:rFonts w:ascii="Segoe UI Emoji" w:hAnsi="Segoe UI Emoji" w:cs="Segoe UI Emoji"/>
-                <w:sz w:val="40"/>
-                <w:szCs w:val="40"/>
-              </w:rPr>
-              <w:t>🧵</w:t>
+              <w:t>📌 📌 📌 🧵</w:t>
             </w:r>
           </w:p>
         </w:tc>
@@ -341,23 +253,7 @@
                 <w:sz w:val="40"/>
                 <w:szCs w:val="40"/>
               </w:rPr>
-              <w:t>📌 📌 📌</w:t>
-            </w:r>
-            <w:r>
-              <w:rPr>
-                <w:rFonts w:ascii="Segoe UI Emoji" w:hAnsi="Segoe UI Emoji" w:cs="Segoe UI Emoji"/>
-                <w:sz w:val="40"/>
-                <w:szCs w:val="40"/>
-              </w:rPr>
-              <w:t xml:space="preserve"> </w:t>
-            </w:r>
-            <w:r>
-              <w:rPr>
-                <w:rFonts w:ascii="Segoe UI Emoji" w:hAnsi="Segoe UI Emoji" w:cs="Segoe UI Emoji"/>
-                <w:sz w:val="40"/>
-                <w:szCs w:val="40"/>
-              </w:rPr>
-              <w:t>📌 📌 📌 🧵 🧵</w:t>
+              <w:t>📌 📌 📌 📌 📌 📌 🧵 🧵</w:t>
             </w:r>
           </w:p>
         </w:tc>
@@ -928,13 +824,7 @@
         <w:ind w:firstLine="708"/>
       </w:pPr>
       <w:r>
-        <w:t xml:space="preserve">Combien de segments </w:t>
-      </w:r>
-      <w:r>
-        <w:t>compose</w:t>
-      </w:r>
-      <w:r>
-        <w:t xml:space="preserve"> :</w:t>
+        <w:t>Combien de segments compose :</w:t>
       </w:r>
     </w:p>
     <w:tbl>
@@ -1202,49 +1092,7 @@
                   <w:rPr>
                     <w:rFonts w:ascii="Cambria Math" w:hAnsi="Cambria Math"/>
                   </w:rPr>
-                  <m:t>7</m:t>
-                </m:r>
-                <m:r>
-                  <w:rPr>
-                    <w:rFonts w:ascii="Cambria Math" w:hAnsi="Cambria Math"/>
-                  </w:rPr>
-                  <m:t>=</m:t>
-                </m:r>
-                <m:r>
-                  <w:rPr>
-                    <w:rFonts w:ascii="Cambria Math" w:hAnsi="Cambria Math"/>
-                  </w:rPr>
-                  <m:t>4</m:t>
-                </m:r>
-                <m:r>
-                  <w:rPr>
-                    <w:rFonts w:ascii="Cambria Math" w:hAnsi="Cambria Math"/>
-                  </w:rPr>
-                  <m:t>+</m:t>
-                </m:r>
-                <m:r>
-                  <w:rPr>
-                    <w:rFonts w:ascii="Cambria Math" w:hAnsi="Cambria Math"/>
-                  </w:rPr>
-                  <m:t>(3</m:t>
-                </m:r>
-                <m:r>
-                  <w:rPr>
-                    <w:rFonts w:ascii="Cambria Math" w:hAnsi="Cambria Math"/>
-                  </w:rPr>
-                  <m:t>×</m:t>
-                </m:r>
-                <m:r>
-                  <w:rPr>
-                    <w:rFonts w:ascii="Cambria Math" w:hAnsi="Cambria Math"/>
-                  </w:rPr>
-                  <m:t>1</m:t>
-                </m:r>
-                <m:r>
-                  <w:rPr>
-                    <w:rFonts w:ascii="Cambria Math" w:hAnsi="Cambria Math"/>
-                  </w:rPr>
-                  <m:t>)</m:t>
+                  <m:t>7=4+(3×1)</m:t>
                 </m:r>
               </m:oMath>
             </m:oMathPara>
@@ -1287,31 +1135,13 @@
                   <w:rPr>
                     <w:rFonts w:ascii="Cambria Math" w:hAnsi="Cambria Math"/>
                   </w:rPr>
-                  <m:t>10</m:t>
+                  <m:t>10=4+(</m:t>
                 </m:r>
                 <m:r>
                   <w:rPr>
                     <w:rFonts w:ascii="Cambria Math" w:hAnsi="Cambria Math"/>
                   </w:rPr>
-                  <m:t>=</m:t>
-                </m:r>
-                <m:r>
-                  <w:rPr>
-                    <w:rFonts w:ascii="Cambria Math" w:hAnsi="Cambria Math"/>
-                  </w:rPr>
-                  <m:t>4</m:t>
-                </m:r>
-                <m:r>
-                  <w:rPr>
-                    <w:rFonts w:ascii="Cambria Math" w:hAnsi="Cambria Math"/>
-                  </w:rPr>
-                  <m:t>+(</m:t>
-                </m:r>
-                <m:r>
-                  <w:rPr>
-                    <w:rFonts w:ascii="Cambria Math" w:hAnsi="Cambria Math"/>
-                  </w:rPr>
-                  <m:t>4</m:t>
+                  <m:t>3</m:t>
                 </m:r>
                 <m:r>
                   <w:rPr>
@@ -1366,7 +1196,7 @@
                   <w:rPr>
                     <w:rFonts w:ascii="Cambria Math" w:hAnsi="Cambria Math"/>
                   </w:rPr>
-                  <m:t>4</m:t>
+                  <m:t>3</m:t>
                 </m:r>
                 <m:r>
                   <w:rPr>
@@ -1472,37 +1302,7 @@
         <w:t>C</w:t>
       </w:r>
       <w:r>
-        <w:t>o</w:t>
-      </w:r>
-      <w:r>
-        <w:t>m</w:t>
-      </w:r>
-      <w:r>
-        <w:t>pléter le tableau ci</w:t>
-      </w:r>
-      <w:r>
-        <w:t>-</w:t>
-      </w:r>
-      <w:r>
-        <w:t>contre afin de</w:t>
-      </w:r>
-      <w:r>
-        <w:t xml:space="preserve"> </w:t>
-      </w:r>
-      <w:r>
-        <w:t xml:space="preserve">connaître le nombre de segments </w:t>
-      </w:r>
-      <w:r>
-        <w:t xml:space="preserve">qui compose </w:t>
-      </w:r>
-      <w:r>
-        <w:t xml:space="preserve">le motif </w:t>
-      </w:r>
-      <w:r>
-        <w:t>23</w:t>
-      </w:r>
-      <w:r>
-        <w:t>.</w:t>
+        <w:t>ompléter le tableau ci-contre afin de connaître le nombre de segments qui compose le motif 23.</w:t>
       </w:r>
     </w:p>
     <w:sectPr>
